--- a/assets/docs/06_Client_Meeting_Notes.docx
+++ b/assets/docs/06_Client_Meeting_Notes.docx
@@ -3,60 +3,37 @@
 <w:document xmlns:wpc="http://schemas.microsoft.com/office/word/2010/wordprocessingCanvas" xmlns:mo="http://schemas.microsoft.com/office/mac/office/2008/main" xmlns:mc="http://schemas.openxmlformats.org/markup-compatibility/2006" xmlns:mv="urn:schemas-microsoft-com:mac:vml" xmlns:o="urn:schemas-microsoft-com:office:office" xmlns:r="http://schemas.openxmlformats.org/officeDocument/2006/relationships" xmlns:m="http://schemas.openxmlformats.org/officeDocument/2006/math" xmlns:v="urn:schemas-microsoft-com:vml" xmlns:wp14="http://schemas.microsoft.com/office/word/2010/wordprocessingDrawing" xmlns:wp="http://schemas.openxmlformats.org/drawingml/2006/wordprocessingDrawing" xmlns:w10="urn:schemas-microsoft-com:office:word" xmlns:w="http://schemas.openxmlformats.org/wordprocessingml/2006/main" xmlns:w14="http://schemas.microsoft.com/office/word/2010/wordml" xmlns:wpg="http://schemas.microsoft.com/office/word/2010/wordprocessingGroup" xmlns:wpi="http://schemas.microsoft.com/office/word/2010/wordprocessingInk" xmlns:wne="http://schemas.microsoft.com/office/word/2006/wordml" xmlns:wps="http://schemas.microsoft.com/office/word/2010/wordprocessingShape" mc:Ignorable="w14 wp14">
   <w:body>
     <w:p>
-      <w:pPr>
-        <w:pStyle w:val="Title"/>
-      </w:pPr>
       <w:r>
-        <w:t>Client Meeting Notes — Santos Events</w:t>
-      </w:r>
-    </w:p>
-    <w:p>
-      <w:r>
-        <w:t>SIMULATED PORTFOLIO PROJECT</w:t>
+        <w:rPr>
+          <w:b/>
+          <w:sz w:val="40"/>
+        </w:rPr>
+        <w:t>Client Meeting Notes</w:t>
       </w:r>
     </w:p>
     <w:p>
       <w:r>
         <w:rPr>
-          <w:b/>
+          <w:i/>
         </w:rPr>
-        <w:t xml:space="preserve">Client: </w:t>
+        <w:t>BrightPath Creative Studio — Weekly Administrative Check-in</w:t>
       </w:r>
+    </w:p>
+    <w:p>
+      <w:pPr>
+        <w:pStyle w:val="Heading1"/>
+      </w:pPr>
       <w:r>
-        <w:t>Santos Events</w:t>
+        <w:t>Meeting Details</w:t>
       </w:r>
     </w:p>
     <w:p>
       <w:r>
-        <w:rPr>
-          <w:b/>
-        </w:rPr>
-        <w:t xml:space="preserve">Date: </w:t>
-      </w:r>
-      <w:r>
-        <w:t>August 14, 2026</w:t>
-      </w:r>
-    </w:p>
-    <w:p>
-      <w:r>
-        <w:rPr>
-          <w:b/>
-        </w:rPr>
-        <w:t xml:space="preserve">Meeting Type: </w:t>
-      </w:r>
-      <w:r>
-        <w:t>Project Status Meeting</w:t>
-      </w:r>
-    </w:p>
-    <w:p>
-      <w:r>
-        <w:rPr>
-          <w:b/>
-        </w:rPr>
-        <w:t xml:space="preserve">Prepared by: </w:t>
-      </w:r>
-      <w:r>
-        <w:t>Administrative VA</w:t>
+        <w:t>August 15, 2026 | 10:00 AM | Google Meet</w:t>
+        <w:br/>
+        <w:t>Facilitator: Administrative VA</w:t>
+        <w:br/>
+        <w:t>Attendees: Avery Santos, Mika Reyes</w:t>
       </w:r>
     </w:p>
     <w:p>
@@ -69,42 +46,42 @@
     </w:p>
     <w:p>
       <w:pPr>
-        <w:pStyle w:val="ListNumber"/>
+        <w:pStyle w:val="ListBullet"/>
       </w:pPr>
       <w:r>
-        <w:t>Project progress</w:t>
+        <w:t>Review completed tasks</w:t>
       </w:r>
     </w:p>
     <w:p>
       <w:pPr>
-        <w:pStyle w:val="ListNumber"/>
+        <w:pStyle w:val="ListBullet"/>
       </w:pPr>
       <w:r>
-        <w:t>Pending requirements</w:t>
+        <w:t>Review outstanding invoices</w:t>
       </w:r>
     </w:p>
     <w:p>
       <w:pPr>
-        <w:pStyle w:val="ListNumber"/>
+        <w:pStyle w:val="ListBullet"/>
       </w:pPr>
       <w:r>
-        <w:t>Upcoming deadlines</w:t>
+        <w:t>Discuss Drive organization</w:t>
       </w:r>
     </w:p>
     <w:p>
       <w:pPr>
-        <w:pStyle w:val="ListNumber"/>
+        <w:pStyle w:val="ListBullet"/>
       </w:pPr>
       <w:r>
-        <w:t>Client concerns</w:t>
+        <w:t>Confirm next meetings</w:t>
       </w:r>
     </w:p>
     <w:p>
       <w:pPr>
-        <w:pStyle w:val="ListNumber"/>
+        <w:pStyle w:val="ListBullet"/>
       </w:pPr>
       <w:r>
-        <w:t>Next steps</w:t>
+        <w:t>Set next administrative priorities</w:t>
       </w:r>
     </w:p>
     <w:p>
@@ -112,17 +89,25 @@
         <w:pStyle w:val="Heading1"/>
       </w:pPr>
       <w:r>
-        <w:t>Discussion</w:t>
+        <w:t>Discussion Summary</w:t>
       </w:r>
     </w:p>
     <w:p>
       <w:r>
-        <w:t>Project Status: Project is currently 75% complete.</w:t>
+        <w:t>Client database was updated. Task statuses were reviewed. Drive organization is pending confirmation of the preferred folder structure. One fictional invoice remains outstanding.</w:t>
+      </w:r>
+    </w:p>
+    <w:p>
+      <w:pPr>
+        <w:pStyle w:val="Heading1"/>
+      </w:pPr>
+      <w:r>
+        <w:t>Decisions</w:t>
       </w:r>
     </w:p>
     <w:p>
       <w:r>
-        <w:t>Pending Items: Client needs to provide final reference materials.</w:t>
+        <w:t>Use the standard Drive structure. Use the Task Tracker as the source of truth for follow-up tasks. Review outstanding invoice status weekly.</w:t>
       </w:r>
     </w:p>
     <w:p>
@@ -133,190 +118,59 @@
         <w:t>Action Items</w:t>
       </w:r>
     </w:p>
-    <w:tbl>
-      <w:tblPr>
-        <w:tblStyle w:val="TableGrid"/>
-        <w:tblW w:type="auto" w:w="0"/>
-        <w:tblLook w:firstColumn="1" w:firstRow="1" w:lastColumn="0" w:lastRow="0" w:noHBand="0" w:noVBand="1" w:val="04A0"/>
-      </w:tblPr>
-      <w:tblGrid>
-        <w:gridCol w:w="2160"/>
-        <w:gridCol w:w="2160"/>
-        <w:gridCol w:w="2160"/>
-        <w:gridCol w:w="2160"/>
-      </w:tblGrid>
-      <w:tr>
-        <w:tc>
-          <w:tcPr>
-            <w:tcW w:type="dxa" w:w="2160"/>
-          </w:tcPr>
-          <w:p>
-            <w:r>
-              <w:t>Task</w:t>
-            </w:r>
-          </w:p>
-        </w:tc>
-        <w:tc>
-          <w:tcPr>
-            <w:tcW w:type="dxa" w:w="2160"/>
-          </w:tcPr>
-          <w:p>
-            <w:r>
-              <w:t>Responsible</w:t>
-            </w:r>
-          </w:p>
-        </w:tc>
-        <w:tc>
-          <w:tcPr>
-            <w:tcW w:type="dxa" w:w="2160"/>
-          </w:tcPr>
-          <w:p>
-            <w:r>
-              <w:t>Deadline</w:t>
-            </w:r>
-          </w:p>
-        </w:tc>
-        <w:tc>
-          <w:tcPr>
-            <w:tcW w:type="dxa" w:w="2160"/>
-          </w:tcPr>
-          <w:p>
-            <w:r>
-              <w:t>Status</w:t>
-            </w:r>
-          </w:p>
-        </w:tc>
-      </w:tr>
-      <w:tr>
-        <w:tc>
-          <w:tcPr>
-            <w:tcW w:type="dxa" w:w="2160"/>
-          </w:tcPr>
-          <w:p>
-            <w:r>
-              <w:t>Send reference materials</w:t>
-            </w:r>
-          </w:p>
-        </w:tc>
-        <w:tc>
-          <w:tcPr>
-            <w:tcW w:type="dxa" w:w="2160"/>
-          </w:tcPr>
-          <w:p>
-            <w:r>
-              <w:t>Client</w:t>
-            </w:r>
-          </w:p>
-        </w:tc>
-        <w:tc>
-          <w:tcPr>
-            <w:tcW w:type="dxa" w:w="2160"/>
-          </w:tcPr>
-          <w:p>
-            <w:r>
-              <w:t>Aug 15</w:t>
-            </w:r>
-          </w:p>
-        </w:tc>
-        <w:tc>
-          <w:tcPr>
-            <w:tcW w:type="dxa" w:w="2160"/>
-          </w:tcPr>
-          <w:p>
-            <w:r>
-              <w:t>Pending</w:t>
-            </w:r>
-          </w:p>
-        </w:tc>
-      </w:tr>
-      <w:tr>
-        <w:tc>
-          <w:tcPr>
-            <w:tcW w:type="dxa" w:w="2160"/>
-          </w:tcPr>
-          <w:p>
-            <w:r>
-              <w:t>Update project tracker</w:t>
-            </w:r>
-          </w:p>
-        </w:tc>
-        <w:tc>
-          <w:tcPr>
-            <w:tcW w:type="dxa" w:w="2160"/>
-          </w:tcPr>
-          <w:p>
-            <w:r>
-              <w:t>VA</w:t>
-            </w:r>
-          </w:p>
-        </w:tc>
-        <w:tc>
-          <w:tcPr>
-            <w:tcW w:type="dxa" w:w="2160"/>
-          </w:tcPr>
-          <w:p>
-            <w:r>
-              <w:t>Aug 15</w:t>
-            </w:r>
-          </w:p>
-        </w:tc>
-        <w:tc>
-          <w:tcPr>
-            <w:tcW w:type="dxa" w:w="2160"/>
-          </w:tcPr>
-          <w:p>
-            <w:r>
-              <w:t>Pending</w:t>
-            </w:r>
-          </w:p>
-        </w:tc>
-      </w:tr>
-      <w:tr>
-        <w:tc>
-          <w:tcPr>
-            <w:tcW w:type="dxa" w:w="2160"/>
-          </w:tcPr>
-          <w:p>
-            <w:r>
-              <w:t>Prepare final report</w:t>
-            </w:r>
-          </w:p>
-        </w:tc>
-        <w:tc>
-          <w:tcPr>
-            <w:tcW w:type="dxa" w:w="2160"/>
-          </w:tcPr>
-          <w:p>
-            <w:r>
-              <w:t>VA</w:t>
-            </w:r>
-          </w:p>
-        </w:tc>
-        <w:tc>
-          <w:tcPr>
-            <w:tcW w:type="dxa" w:w="2160"/>
-          </w:tcPr>
-          <w:p>
-            <w:r>
-              <w:t>Aug 18</w:t>
-            </w:r>
-          </w:p>
-        </w:tc>
-        <w:tc>
-          <w:tcPr>
-            <w:tcW w:type="dxa" w:w="2160"/>
-          </w:tcPr>
-          <w:p>
-            <w:r>
-              <w:t>Not Started</w:t>
-            </w:r>
-          </w:p>
-        </w:tc>
-      </w:tr>
-    </w:tbl>
+    <w:p>
+      <w:pPr>
+        <w:pStyle w:val="ListBullet"/>
+      </w:pPr>
+      <w:r>
+        <w:t>VA — finalize weekly report — Aug. 15</w:t>
+      </w:r>
+    </w:p>
+    <w:p>
+      <w:pPr>
+        <w:pStyle w:val="ListBullet"/>
+      </w:pPr>
+      <w:r>
+        <w:t>VA — organize Drive — Aug. 16</w:t>
+      </w:r>
+    </w:p>
+    <w:p>
+      <w:pPr>
+        <w:pStyle w:val="ListBullet"/>
+      </w:pPr>
+      <w:r>
+        <w:t>Client — confirm folder structure — Aug. 16</w:t>
+      </w:r>
+    </w:p>
+    <w:p>
+      <w:pPr>
+        <w:pStyle w:val="ListBullet"/>
+      </w:pPr>
+      <w:r>
+        <w:t>VA — send invoice follow-up — Aug. 16</w:t>
+      </w:r>
+    </w:p>
+    <w:p>
+      <w:pPr>
+        <w:pStyle w:val="Heading1"/>
+      </w:pPr>
+      <w:r>
+        <w:t>Next Meeting</w:t>
+      </w:r>
+    </w:p>
+    <w:p>
+      <w:r>
+        <w:t>August 22, 2026 at 10:00 AM</w:t>
+      </w:r>
+    </w:p>
+    <w:p>
+      <w:r>
+        <w:t>SIMULATED PORTFOLIO PROJECT — All client names, records, and figures are fictional.</w:t>
+      </w:r>
+    </w:p>
     <w:sectPr>
       <w:pgSz w:w="12240" w:h="15840"/>
-      <w:pgMar w:top="1440" w:right="1800" w:bottom="1440" w:left="1800" w:header="720" w:footer="720" w:gutter="0"/>
+      <w:pgMar w:top="936" w:right="1800" w:bottom="936" w:left="1800" w:header="720" w:footer="720" w:gutter="0"/>
       <w:cols w:space="720"/>
       <w:docGrid w:linePitch="360"/>
     </w:sectPr>
